--- a/KalandBörze_Specifikáció.docx
+++ b/KalandBörze_Specifikáció.docx
@@ -265,7 +265,7 @@
           <w:r>
             <w:fldChar w:fldCharType="separate"/>
           </w:r>
-          <w:hyperlink w:anchor="_Toc240968398" w:history="1">
+          <w:hyperlink w:anchor="_Toc240979120" w:history="1">
             <w:r>
               <w:rPr>
                 <w:rStyle w:val="Hiperhivatkozs"/>
@@ -310,7 +310,7 @@
                 <w:noProof/>
                 <w:webHidden/>
               </w:rPr>
-              <w:instrText xml:space="preserve"> PAGEREF _Toc240968398 \h </w:instrText>
+              <w:instrText xml:space="preserve"> PAGEREF _Toc240979120 \h </w:instrText>
             </w:r>
             <w:r>
               <w:rPr>
@@ -357,7 +357,7 @@
               <w:lang w:eastAsia="hu-HU"/>
             </w:rPr>
           </w:pPr>
-          <w:hyperlink w:anchor="_Toc240968399" w:history="1">
+          <w:hyperlink w:anchor="_Toc240979121" w:history="1">
             <w:r>
               <w:rPr>
                 <w:rStyle w:val="Hiperhivatkozs"/>
@@ -402,7 +402,7 @@
                 <w:noProof/>
                 <w:webHidden/>
               </w:rPr>
-              <w:instrText xml:space="preserve"> PAGEREF _Toc240968399 \h </w:instrText>
+              <w:instrText xml:space="preserve"> PAGEREF _Toc240979121 \h </w:instrText>
             </w:r>
             <w:r>
               <w:rPr>
@@ -449,7 +449,7 @@
               <w:lang w:eastAsia="hu-HU"/>
             </w:rPr>
           </w:pPr>
-          <w:hyperlink w:anchor="_Toc240968400" w:history="1">
+          <w:hyperlink w:anchor="_Toc240979122" w:history="1">
             <w:r>
               <w:rPr>
                 <w:rStyle w:val="Hiperhivatkozs"/>
@@ -494,7 +494,7 @@
                 <w:noProof/>
                 <w:webHidden/>
               </w:rPr>
-              <w:instrText xml:space="preserve"> PAGEREF _Toc240968400 \h </w:instrText>
+              <w:instrText xml:space="preserve"> PAGEREF _Toc240979122 \h </w:instrText>
             </w:r>
             <w:r>
               <w:rPr>
@@ -541,7 +541,7 @@
               <w:lang w:eastAsia="hu-HU"/>
             </w:rPr>
           </w:pPr>
-          <w:hyperlink w:anchor="_Toc240968401" w:history="1">
+          <w:hyperlink w:anchor="_Toc240979123" w:history="1">
             <w:r>
               <w:rPr>
                 <w:rStyle w:val="Hiperhivatkozs"/>
@@ -586,7 +586,7 @@
                 <w:noProof/>
                 <w:webHidden/>
               </w:rPr>
-              <w:instrText xml:space="preserve"> PAGEREF _Toc240968401 \h </w:instrText>
+              <w:instrText xml:space="preserve"> PAGEREF _Toc240979123 \h </w:instrText>
             </w:r>
             <w:r>
               <w:rPr>
@@ -633,7 +633,7 @@
               <w:lang w:eastAsia="hu-HU"/>
             </w:rPr>
           </w:pPr>
-          <w:hyperlink w:anchor="_Toc240968402" w:history="1">
+          <w:hyperlink w:anchor="_Toc240979124" w:history="1">
             <w:r>
               <w:rPr>
                 <w:rStyle w:val="Hiperhivatkozs"/>
@@ -678,7 +678,7 @@
                 <w:noProof/>
                 <w:webHidden/>
               </w:rPr>
-              <w:instrText xml:space="preserve"> PAGEREF _Toc240968402 \h </w:instrText>
+              <w:instrText xml:space="preserve"> PAGEREF _Toc240979124 \h </w:instrText>
             </w:r>
             <w:r>
               <w:rPr>
@@ -725,7 +725,7 @@
               <w:lang w:eastAsia="hu-HU"/>
             </w:rPr>
           </w:pPr>
-          <w:hyperlink w:anchor="_Toc240968403" w:history="1">
+          <w:hyperlink w:anchor="_Toc240979125" w:history="1">
             <w:r>
               <w:rPr>
                 <w:rStyle w:val="Hiperhivatkozs"/>
@@ -770,7 +770,7 @@
                 <w:noProof/>
                 <w:webHidden/>
               </w:rPr>
-              <w:instrText xml:space="preserve"> PAGEREF _Toc240968403 \h </w:instrText>
+              <w:instrText xml:space="preserve"> PAGEREF _Toc240979125 \h </w:instrText>
             </w:r>
             <w:r>
               <w:rPr>
@@ -817,7 +817,7 @@
               <w:lang w:eastAsia="hu-HU"/>
             </w:rPr>
           </w:pPr>
-          <w:hyperlink w:anchor="_Toc240968404" w:history="1">
+          <w:hyperlink w:anchor="_Toc240979126" w:history="1">
             <w:r>
               <w:rPr>
                 <w:rStyle w:val="Hiperhivatkozs"/>
@@ -862,7 +862,7 @@
                 <w:noProof/>
                 <w:webHidden/>
               </w:rPr>
-              <w:instrText xml:space="preserve"> PAGEREF _Toc240968404 \h </w:instrText>
+              <w:instrText xml:space="preserve"> PAGEREF _Toc240979126 \h </w:instrText>
             </w:r>
             <w:r>
               <w:rPr>
@@ -909,7 +909,7 @@
               <w:lang w:eastAsia="hu-HU"/>
             </w:rPr>
           </w:pPr>
-          <w:hyperlink w:anchor="_Toc240968405" w:history="1">
+          <w:hyperlink w:anchor="_Toc240979127" w:history="1">
             <w:r>
               <w:rPr>
                 <w:rStyle w:val="Hiperhivatkozs"/>
@@ -933,7 +933,7 @@
                 <w:rStyle w:val="Hiperhivatkozs"/>
                 <w:noProof/>
               </w:rPr>
-              <w:t>Felhasználható keretrendszer</w:t>
+              <w:t>Felhasználható keretrendszerek</w:t>
             </w:r>
             <w:r>
               <w:rPr>
@@ -954,7 +954,7 @@
                 <w:noProof/>
                 <w:webHidden/>
               </w:rPr>
-              <w:instrText xml:space="preserve"> PAGEREF _Toc240968405 \h </w:instrText>
+              <w:instrText xml:space="preserve"> PAGEREF _Toc240979127 \h </w:instrText>
             </w:r>
             <w:r>
               <w:rPr>
@@ -1001,7 +1001,7 @@
               <w:lang w:eastAsia="hu-HU"/>
             </w:rPr>
           </w:pPr>
-          <w:hyperlink w:anchor="_Toc240968406" w:history="1">
+          <w:hyperlink w:anchor="_Toc240979128" w:history="1">
             <w:r>
               <w:rPr>
                 <w:rStyle w:val="Hiperhivatkozs"/>
@@ -1046,7 +1046,7 @@
                 <w:noProof/>
                 <w:webHidden/>
               </w:rPr>
-              <w:instrText xml:space="preserve"> PAGEREF _Toc240968406 \h </w:instrText>
+              <w:instrText xml:space="preserve"> PAGEREF _Toc240979128 \h </w:instrText>
             </w:r>
             <w:r>
               <w:rPr>
@@ -1093,7 +1093,7 @@
               <w:lang w:eastAsia="hu-HU"/>
             </w:rPr>
           </w:pPr>
-          <w:hyperlink w:anchor="_Toc240968407" w:history="1">
+          <w:hyperlink w:anchor="_Toc240979129" w:history="1">
             <w:r>
               <w:rPr>
                 <w:rStyle w:val="Hiperhivatkozs"/>
@@ -1138,7 +1138,7 @@
                 <w:noProof/>
                 <w:webHidden/>
               </w:rPr>
-              <w:instrText xml:space="preserve"> PAGEREF _Toc240968407 \h </w:instrText>
+              <w:instrText xml:space="preserve"> PAGEREF _Toc240979129 \h </w:instrText>
             </w:r>
             <w:r>
               <w:rPr>
@@ -1185,7 +1185,7 @@
               <w:lang w:eastAsia="hu-HU"/>
             </w:rPr>
           </w:pPr>
-          <w:hyperlink w:anchor="_Toc240968408" w:history="1">
+          <w:hyperlink w:anchor="_Toc240979130" w:history="1">
             <w:r>
               <w:rPr>
                 <w:rStyle w:val="Hiperhivatkozs"/>
@@ -1230,7 +1230,7 @@
                 <w:noProof/>
                 <w:webHidden/>
               </w:rPr>
-              <w:instrText xml:space="preserve"> PAGEREF _Toc240968408 \h </w:instrText>
+              <w:instrText xml:space="preserve"> PAGEREF _Toc240979130 \h </w:instrText>
             </w:r>
             <w:r>
               <w:rPr>
@@ -1277,7 +1277,7 @@
               <w:lang w:eastAsia="hu-HU"/>
             </w:rPr>
           </w:pPr>
-          <w:hyperlink w:anchor="_Toc240968409" w:history="1">
+          <w:hyperlink w:anchor="_Toc240979131" w:history="1">
             <w:r>
               <w:rPr>
                 <w:rStyle w:val="Hiperhivatkozs"/>
@@ -1301,21 +1301,7 @@
                 <w:rStyle w:val="Hiperhivatkozs"/>
                 <w:noProof/>
               </w:rPr>
-              <w:t xml:space="preserve">A feladat működése(Lead Generation </w:t>
-            </w:r>
-            <w:r>
-              <w:rPr>
-                <w:rStyle w:val="Hiperhivatkozs"/>
-                <w:noProof/>
-              </w:rPr>
-              <w:t>modell</w:t>
-            </w:r>
-            <w:r>
-              <w:rPr>
-                <w:rStyle w:val="Hiperhivatkozs"/>
-                <w:noProof/>
-              </w:rPr>
-              <w:t>)</w:t>
+              <w:t>A feladat működése(Lead Generation modell)</w:t>
             </w:r>
             <w:r>
               <w:rPr>
@@ -1336,7 +1322,7 @@
                 <w:noProof/>
                 <w:webHidden/>
               </w:rPr>
-              <w:instrText xml:space="preserve"> PAGEREF _Toc240968409 \h </w:instrText>
+              <w:instrText xml:space="preserve"> PAGEREF _Toc240979131 \h </w:instrText>
             </w:r>
             <w:r>
               <w:rPr>
@@ -1383,7 +1369,7 @@
               <w:lang w:eastAsia="hu-HU"/>
             </w:rPr>
           </w:pPr>
-          <w:hyperlink w:anchor="_Toc240968410" w:history="1">
+          <w:hyperlink w:anchor="_Toc240979132" w:history="1">
             <w:r>
               <w:rPr>
                 <w:rStyle w:val="Hiperhivatkozs"/>
@@ -1428,7 +1414,7 @@
                 <w:noProof/>
                 <w:webHidden/>
               </w:rPr>
-              <w:instrText xml:space="preserve"> PAGEREF _Toc240968410 \h </w:instrText>
+              <w:instrText xml:space="preserve"> PAGEREF _Toc240979132 \h </w:instrText>
             </w:r>
             <w:r>
               <w:rPr>
@@ -1475,7 +1461,7 @@
               <w:lang w:eastAsia="hu-HU"/>
             </w:rPr>
           </w:pPr>
-          <w:hyperlink w:anchor="_Toc240968411" w:history="1">
+          <w:hyperlink w:anchor="_Toc240979133" w:history="1">
             <w:r>
               <w:rPr>
                 <w:rStyle w:val="Hiperhivatkozs"/>
@@ -1520,7 +1506,7 @@
                 <w:noProof/>
                 <w:webHidden/>
               </w:rPr>
-              <w:instrText xml:space="preserve"> PAGEREF _Toc240968411 \h </w:instrText>
+              <w:instrText xml:space="preserve"> PAGEREF _Toc240979133 \h </w:instrText>
             </w:r>
             <w:r>
               <w:rPr>
@@ -1567,7 +1553,7 @@
               <w:lang w:eastAsia="hu-HU"/>
             </w:rPr>
           </w:pPr>
-          <w:hyperlink w:anchor="_Toc240968412" w:history="1">
+          <w:hyperlink w:anchor="_Toc240979134" w:history="1">
             <w:r>
               <w:rPr>
                 <w:rStyle w:val="Hiperhivatkozs"/>
@@ -1612,7 +1598,7 @@
                 <w:noProof/>
                 <w:webHidden/>
               </w:rPr>
-              <w:instrText xml:space="preserve"> PAGEREF _Toc240968412 \h </w:instrText>
+              <w:instrText xml:space="preserve"> PAGEREF _Toc240979134 \h </w:instrText>
             </w:r>
             <w:r>
               <w:rPr>
@@ -1659,7 +1645,7 @@
               <w:lang w:eastAsia="hu-HU"/>
             </w:rPr>
           </w:pPr>
-          <w:hyperlink w:anchor="_Toc240968413" w:history="1">
+          <w:hyperlink w:anchor="_Toc240979135" w:history="1">
             <w:r>
               <w:rPr>
                 <w:rStyle w:val="Hiperhivatkozs"/>
@@ -1704,7 +1690,7 @@
                 <w:noProof/>
                 <w:webHidden/>
               </w:rPr>
-              <w:instrText xml:space="preserve"> PAGEREF _Toc240968413 \h </w:instrText>
+              <w:instrText xml:space="preserve"> PAGEREF _Toc240979135 \h </w:instrText>
             </w:r>
             <w:r>
               <w:rPr>
@@ -1751,7 +1737,7 @@
               <w:lang w:eastAsia="hu-HU"/>
             </w:rPr>
           </w:pPr>
-          <w:hyperlink w:anchor="_Toc240968414" w:history="1">
+          <w:hyperlink w:anchor="_Toc240979136" w:history="1">
             <w:r>
               <w:rPr>
                 <w:rStyle w:val="Hiperhivatkozs"/>
@@ -1796,7 +1782,7 @@
                 <w:noProof/>
                 <w:webHidden/>
               </w:rPr>
-              <w:instrText xml:space="preserve"> PAGEREF _Toc240968414 \h </w:instrText>
+              <w:instrText xml:space="preserve"> PAGEREF _Toc240979136 \h </w:instrText>
             </w:r>
             <w:r>
               <w:rPr>
@@ -1843,7 +1829,7 @@
               <w:lang w:eastAsia="hu-HU"/>
             </w:rPr>
           </w:pPr>
-          <w:hyperlink w:anchor="_Toc240968415" w:history="1">
+          <w:hyperlink w:anchor="_Toc240979137" w:history="1">
             <w:r>
               <w:rPr>
                 <w:rStyle w:val="Hiperhivatkozs"/>
@@ -1888,7 +1874,7 @@
                 <w:noProof/>
                 <w:webHidden/>
               </w:rPr>
-              <w:instrText xml:space="preserve"> PAGEREF _Toc240968415 \h </w:instrText>
+              <w:instrText xml:space="preserve"> PAGEREF _Toc240979137 \h </w:instrText>
             </w:r>
             <w:r>
               <w:rPr>
@@ -1968,7 +1954,7 @@
       <w:pPr>
         <w:pStyle w:val="Cmsor1"/>
       </w:pPr>
-      <w:bookmarkStart w:id="0" w:name="_Toc240968398"/>
+      <w:bookmarkStart w:id="0" w:name="_Toc240979120"/>
       <w:r>
         <w:lastRenderedPageBreak/>
         <w:t>Bevezetés</w:t>
@@ -1979,7 +1965,7 @@
       <w:pPr>
         <w:pStyle w:val="Cmsor2"/>
       </w:pPr>
-      <w:bookmarkStart w:id="1" w:name="_Toc240968399"/>
+      <w:bookmarkStart w:id="1" w:name="_Toc240979121"/>
       <w:r>
         <w:t>A feladat címe</w:t>
       </w:r>
@@ -2003,7 +1989,7 @@
       <w:pPr>
         <w:pStyle w:val="Cmsor2"/>
       </w:pPr>
-      <w:bookmarkStart w:id="2" w:name="_Toc240968400"/>
+      <w:bookmarkStart w:id="2" w:name="_Toc240979122"/>
       <w:r>
         <w:t>A feladat rövid ismertetése</w:t>
       </w:r>
@@ -2081,7 +2067,7 @@
       <w:pPr>
         <w:pStyle w:val="Cmsor2"/>
       </w:pPr>
-      <w:bookmarkStart w:id="3" w:name="_Toc240968401"/>
+      <w:bookmarkStart w:id="3" w:name="_Toc240979123"/>
       <w:r>
         <w:t>A feladat célja</w:t>
       </w:r>
@@ -2149,7 +2135,7 @@
       <w:pPr>
         <w:pStyle w:val="Cmsor1"/>
       </w:pPr>
-      <w:bookmarkStart w:id="4" w:name="_Toc240968402"/>
+      <w:bookmarkStart w:id="4" w:name="_Toc240979124"/>
       <w:r>
         <w:lastRenderedPageBreak/>
         <w:t xml:space="preserve">Elvárások a </w:t>
@@ -2166,7 +2152,7 @@
       <w:pPr>
         <w:pStyle w:val="Cmsor2"/>
       </w:pPr>
-      <w:bookmarkStart w:id="5" w:name="_Toc240968403"/>
+      <w:bookmarkStart w:id="5" w:name="_Toc240979125"/>
       <w:r>
         <w:t>Operációs rendszer, környezet</w:t>
       </w:r>
@@ -2188,20 +2174,23 @@
       <w:pPr>
         <w:pStyle w:val="Cmsor2"/>
       </w:pPr>
-      <w:bookmarkStart w:id="6" w:name="_Toc240968404"/>
+      <w:bookmarkStart w:id="6" w:name="_Toc240979126"/>
       <w:r>
         <w:t>Felhasznál</w:t>
       </w:r>
       <w:r>
-        <w:t>hat</w:t>
-      </w:r>
-      <w:r>
-        <w:t>ó programozási</w:t>
-      </w:r>
-      <w:r>
-        <w:t xml:space="preserve"> környezetek</w:t>
+        <w:t>andó</w:t>
+      </w:r>
+      <w:r>
+        <w:t xml:space="preserve"> programozási</w:t>
+      </w:r>
+      <w:r>
+        <w:t xml:space="preserve"> </w:t>
       </w:r>
       <w:bookmarkEnd w:id="6"/>
+      <w:r>
+        <w:t>nyelvek</w:t>
+      </w:r>
     </w:p>
     <w:p>
       <w:pPr>
@@ -2241,22 +2230,6 @@
     </w:p>
     <w:p>
       <w:pPr>
-        <w:pStyle w:val="Cmsor2"/>
-      </w:pPr>
-      <w:bookmarkStart w:id="7" w:name="_Toc240968405"/>
-      <w:r>
-        <w:t>Felhasznál</w:t>
-      </w:r>
-      <w:r>
-        <w:t>hat</w:t>
-      </w:r>
-      <w:r>
-        <w:t>ó keretrendszer</w:t>
-      </w:r>
-      <w:bookmarkEnd w:id="7"/>
-    </w:p>
-    <w:p>
-      <w:pPr>
         <w:pStyle w:val="Listaszerbekezds"/>
         <w:numPr>
           <w:ilvl w:val="0"/>
@@ -2264,7 +2237,7 @@
         </w:numPr>
       </w:pPr>
       <w:r>
-        <w:t>VUE.JS</w:t>
+        <w:t>PHP</w:t>
       </w:r>
     </w:p>
     <w:p>
@@ -2276,18 +2249,27 @@
         </w:numPr>
       </w:pPr>
       <w:r>
-        <w:t>Laravel</w:t>
+        <w:t>JavaScript</w:t>
       </w:r>
     </w:p>
     <w:p>
       <w:pPr>
         <w:pStyle w:val="Cmsor2"/>
       </w:pPr>
-      <w:bookmarkStart w:id="8" w:name="_Toc240968406"/>
-      <w:r>
-        <w:t>Megoldás formátuma</w:t>
-      </w:r>
-      <w:bookmarkEnd w:id="8"/>
+      <w:bookmarkStart w:id="7" w:name="_Toc240979127"/>
+      <w:r>
+        <w:t>Felhaszná</w:t>
+      </w:r>
+      <w:r>
+        <w:t>land</w:t>
+      </w:r>
+      <w:r>
+        <w:t>ó keretrendszer</w:t>
+      </w:r>
+      <w:r>
+        <w:t>ek</w:t>
+      </w:r>
+      <w:bookmarkEnd w:id="7"/>
     </w:p>
     <w:p>
       <w:pPr>
@@ -2298,7 +2280,10 @@
         </w:numPr>
       </w:pPr>
       <w:r>
-        <w:t>C# forrásállomány</w:t>
+        <w:t>VUE.JS</w:t>
+      </w:r>
+      <w:r>
+        <w:t>(FrontEnd)</w:t>
       </w:r>
     </w:p>
     <w:p>
@@ -2310,7 +2295,18 @@
         </w:numPr>
       </w:pPr>
       <w:r>
-        <w:t>Keretrendszerek forrásállományai</w:t>
+        <w:t>Laravel</w:t>
+      </w:r>
+      <w:r>
+        <w:t>(BackEnd)</w:t>
+      </w:r>
+    </w:p>
+    <w:p>
+      <w:pPr>
+        <w:pStyle w:val="Cmsor2"/>
+      </w:pPr>
+      <w:r>
+        <w:t>Felhasználandó adatbázis-kezelő rendszer</w:t>
       </w:r>
     </w:p>
     <w:p>
@@ -2322,8 +2318,18 @@
         </w:numPr>
       </w:pPr>
       <w:r>
-        <w:t>Teljes projekt környezet</w:t>
-      </w:r>
+        <w:t>MySQL</w:t>
+      </w:r>
+    </w:p>
+    <w:p>
+      <w:pPr>
+        <w:pStyle w:val="Cmsor2"/>
+      </w:pPr>
+      <w:bookmarkStart w:id="8" w:name="_Toc240979128"/>
+      <w:r>
+        <w:t>Megoldás formátuma</w:t>
+      </w:r>
+      <w:bookmarkEnd w:id="8"/>
     </w:p>
     <w:p>
       <w:pPr>
@@ -2334,7 +2340,7 @@
         </w:numPr>
       </w:pPr>
       <w:r>
-        <w:t>Technikai dokumentáció (pdf formátumban)</w:t>
+        <w:t>Keretrendszerek forrásállományai</w:t>
       </w:r>
     </w:p>
     <w:p>
@@ -2346,6 +2352,30 @@
         </w:numPr>
       </w:pPr>
       <w:r>
+        <w:t>Teljes projekt környezet</w:t>
+      </w:r>
+    </w:p>
+    <w:p>
+      <w:pPr>
+        <w:pStyle w:val="Listaszerbekezds"/>
+        <w:numPr>
+          <w:ilvl w:val="0"/>
+          <w:numId w:val="5"/>
+        </w:numPr>
+      </w:pPr>
+      <w:r>
+        <w:t>Technikai dokumentáció (pdf formátumban)</w:t>
+      </w:r>
+    </w:p>
+    <w:p>
+      <w:pPr>
+        <w:pStyle w:val="Listaszerbekezds"/>
+        <w:numPr>
+          <w:ilvl w:val="0"/>
+          <w:numId w:val="5"/>
+        </w:numPr>
+      </w:pPr>
+      <w:r>
         <w:t>Felhasználói dokumentáció</w:t>
       </w:r>
     </w:p>
@@ -2353,7 +2383,7 @@
       <w:pPr>
         <w:pStyle w:val="Cmsor2"/>
       </w:pPr>
-      <w:bookmarkStart w:id="9" w:name="_Toc240968407"/>
+      <w:bookmarkStart w:id="9" w:name="_Toc240979129"/>
       <w:r>
         <w:t>Szoftverfejlesztés</w:t>
       </w:r>
@@ -2407,7 +2437,7 @@
       <w:pPr>
         <w:pStyle w:val="Cmsor2"/>
       </w:pPr>
-      <w:bookmarkStart w:id="10" w:name="_Toc240968408"/>
+      <w:bookmarkStart w:id="10" w:name="_Toc240979130"/>
       <w:r>
         <w:t>Modulok</w:t>
       </w:r>
@@ -2431,7 +2461,7 @@
         <w:spacing w:before="0" w:after="160"/>
       </w:pPr>
       <w:r>
-        <w:t>Adatbázis tervezése, kivitelezése, interface megírása</w:t>
+        <w:t>Adatbázis tervezése, kivitelezése</w:t>
       </w:r>
     </w:p>
     <w:p>
@@ -2444,6 +2474,7 @@
         <w:spacing w:before="0" w:after="160"/>
       </w:pPr>
       <w:r>
+        <w:lastRenderedPageBreak/>
         <w:t>Felhasználóbarát frontend (GUI) tervezése:</w:t>
       </w:r>
     </w:p>
@@ -2509,7 +2540,6 @@
         <w:spacing w:before="0" w:after="160"/>
       </w:pPr>
       <w:r>
-        <w:lastRenderedPageBreak/>
         <w:t>Dashboard</w:t>
       </w:r>
     </w:p>
@@ -2565,14 +2595,81 @@
         <w:spacing w:before="0" w:after="160"/>
       </w:pPr>
       <w:r>
-        <w:t>visszaigazolás küldése vagy a hirdető oldalára való átirányítás</w:t>
+        <w:t>V</w:t>
+      </w:r>
+      <w:r>
+        <w:t xml:space="preserve">isszaigazolás küldése </w:t>
+      </w:r>
+    </w:p>
+    <w:p>
+      <w:pPr>
+        <w:pStyle w:val="Listaszerbekezds"/>
+        <w:numPr>
+          <w:ilvl w:val="2"/>
+          <w:numId w:val="8"/>
+        </w:numPr>
+        <w:spacing w:before="0" w:after="160"/>
+      </w:pPr>
+      <w:r>
+        <w:t>Felhasználói adatok szétbontása</w:t>
+      </w:r>
+    </w:p>
+    <w:p>
+      <w:pPr>
+        <w:pStyle w:val="Listaszerbekezds"/>
+        <w:numPr>
+          <w:ilvl w:val="2"/>
+          <w:numId w:val="8"/>
+        </w:numPr>
+        <w:spacing w:before="0" w:after="160"/>
+      </w:pPr>
+      <w:r>
+        <w:t>Lead összetétele</w:t>
+      </w:r>
+    </w:p>
+    <w:p>
+      <w:pPr>
+        <w:pStyle w:val="Listaszerbekezds"/>
+        <w:numPr>
+          <w:ilvl w:val="2"/>
+          <w:numId w:val="8"/>
+        </w:numPr>
+        <w:spacing w:before="0" w:after="160"/>
+      </w:pPr>
+      <w:r>
+        <w:t>A</w:t>
+      </w:r>
+      <w:r>
+        <w:t xml:space="preserve"> hirdető </w:t>
+      </w:r>
+      <w:r>
+        <w:t>saját web</w:t>
+      </w:r>
+      <w:r>
+        <w:t>oldalára való átirányítás</w:t>
+      </w:r>
+      <w:r>
+        <w:t>(ha van rá lehetőség)</w:t>
+      </w:r>
+    </w:p>
+    <w:p>
+      <w:pPr>
+        <w:pStyle w:val="Listaszerbekezds"/>
+        <w:numPr>
+          <w:ilvl w:val="2"/>
+          <w:numId w:val="8"/>
+        </w:numPr>
+        <w:spacing w:before="0" w:after="160"/>
+      </w:pPr>
+      <w:r>
+        <w:t>Adatbázissal való kommunikáció</w:t>
       </w:r>
     </w:p>
     <w:p>
       <w:pPr>
         <w:pStyle w:val="Cmsor1"/>
       </w:pPr>
-      <w:bookmarkStart w:id="11" w:name="_Toc240968409"/>
+      <w:bookmarkStart w:id="11" w:name="_Toc240979131"/>
       <w:r>
         <w:lastRenderedPageBreak/>
         <w:t xml:space="preserve">A feladat működése(Lead Generation </w:t>
@@ -2589,7 +2686,7 @@
       <w:pPr>
         <w:pStyle w:val="Cmsor2"/>
       </w:pPr>
-      <w:bookmarkStart w:id="12" w:name="_Toc240968410"/>
+      <w:bookmarkStart w:id="12" w:name="_Toc240979132"/>
       <w:r>
         <w:t>Keresés és szűrés (A felhasználó oldala):</w:t>
       </w:r>
@@ -2600,7 +2697,7 @@
     </w:p>
     <w:p>
       <w:r>
-        <w:t>A felhasználó megnyitja az oldalt, és megadja a paramétereket például: „Szombat délután, 4 fő (család), Kiskunfélegyháza környéke, maximum 15 000 Ft teljes költségkeret, beltéri program (mert esőt jósolnak).” Egy intelligens algoritmus leszűri az adatbázisból a kritériumoknak megfelelő hirdetőket (pl. egy helyi szabadulószoba és egy kézműves cukrászda).</w:t>
+        <w:t>A felhasználó megnyitja az oldalt, és megadja a paramétereket például: „Szombat délután, 4 fő (család), Kiskunfélegyháza környéke, maximum 15 000 Ft teljes költségkeret, beltéri program (mert esőt jósolnak).” Egy algoritmus leszűri az adatbázisból a kritériumoknak megfelelő hirdetőket (pl. egy helyi szabadulószoba és egy kézműves cukrászda).</w:t>
       </w:r>
     </w:p>
     <w:p/>
@@ -2608,7 +2705,7 @@
       <w:pPr>
         <w:pStyle w:val="Cmsor2"/>
       </w:pPr>
-      <w:bookmarkStart w:id="13" w:name="_Toc240968411"/>
+      <w:bookmarkStart w:id="13" w:name="_Toc240979133"/>
       <w:r>
         <w:t>Az útvonal és idővonal összeállítása:</w:t>
       </w:r>
@@ -2630,7 +2727,7 @@
       <w:pPr>
         <w:pStyle w:val="Cmsor2"/>
       </w:pPr>
-      <w:bookmarkStart w:id="14" w:name="_Toc240968412"/>
+      <w:bookmarkStart w:id="14" w:name="_Toc240979134"/>
       <w:r>
         <w:t>A strukturált űrlap kitöltése:</w:t>
       </w:r>
@@ -2665,7 +2762,7 @@
     </w:p>
     <w:p>
       <w:r>
-        <w:t>Jogi pipa (Kötelező!): Egy jelölőnégyzet: „Hozzájárulok, hogy a megadott adataimat a platform továbbítsa a kiválasztott szolgáltatóknak a kapcsolatfelvétel céljából.” (Ez a GDPR-megfelelőség miatt kell).</w:t>
+        <w:t>Jogi pipa: Egy jelölőnégyzet: „Hozzájárulok, hogy a megadott adataimat a platform továbbítsa a kiválasztott szolgáltatóknak a kapcsolatfelvétel céljából.” (Ez a GDPR-megfelelőség miatt kell).</w:t>
       </w:r>
     </w:p>
     <w:p/>
@@ -2673,7 +2770,7 @@
       <w:pPr>
         <w:pStyle w:val="Cmsor2"/>
       </w:pPr>
-      <w:bookmarkStart w:id="15" w:name="_Toc240968413"/>
+      <w:bookmarkStart w:id="15" w:name="_Toc240979135"/>
       <w:r>
         <w:t>Az adatok szétosztása és továbbítása:</w:t>
       </w:r>
@@ -2712,7 +2809,7 @@
         <w:t xml:space="preserve"> </w:t>
       </w:r>
       <w:r>
-        <w:t>A linkre kattintva a hirdető belép a mi platformunkon lévő egyszerű Admin Dashboardjára, ahol látja a részleteket (köztük a gluténérzékenységet is).</w:t>
+        <w:t>A linkre kattintva a hirdető belép a mi platformunkon lévő egyszerű Dashboardjára, ahol látja a részleteket (köztük a gluténérzékenységet is).</w:t>
       </w:r>
     </w:p>
     <w:p/>
@@ -2720,7 +2817,7 @@
       <w:pPr>
         <w:pStyle w:val="Cmsor2"/>
       </w:pPr>
-      <w:bookmarkStart w:id="16" w:name="_Toc240968414"/>
+      <w:bookmarkStart w:id="16" w:name="_Toc240979136"/>
       <w:r>
         <w:t>A megegyezés lezárása (A platformon kívül):</w:t>
       </w:r>
@@ -2748,7 +2845,7 @@
       <w:pPr>
         <w:pStyle w:val="Cmsor2"/>
       </w:pPr>
-      <w:bookmarkStart w:id="17" w:name="_Toc240968415"/>
+      <w:bookmarkStart w:id="17" w:name="_Toc240979137"/>
       <w:r>
         <w:t xml:space="preserve">Miért zseniális ez a modell </w:t>
       </w:r>

--- a/KalandBörze_Specifikáció.docx
+++ b/KalandBörze_Specifikáció.docx
@@ -265,7 +265,7 @@
           <w:r>
             <w:fldChar w:fldCharType="separate"/>
           </w:r>
-          <w:hyperlink w:anchor="_Toc240968398" w:history="1">
+          <w:hyperlink w:anchor="_Toc240973358" w:history="1">
             <w:r>
               <w:rPr>
                 <w:rStyle w:val="Hiperhivatkozs"/>
@@ -310,7 +310,7 @@
                 <w:noProof/>
                 <w:webHidden/>
               </w:rPr>
-              <w:instrText xml:space="preserve"> PAGEREF _Toc240968398 \h </w:instrText>
+              <w:instrText xml:space="preserve"> PAGEREF _Toc240973358 \h </w:instrText>
             </w:r>
             <w:r>
               <w:rPr>
@@ -357,7 +357,7 @@
               <w:lang w:eastAsia="hu-HU"/>
             </w:rPr>
           </w:pPr>
-          <w:hyperlink w:anchor="_Toc240968399" w:history="1">
+          <w:hyperlink w:anchor="_Toc240973359" w:history="1">
             <w:r>
               <w:rPr>
                 <w:rStyle w:val="Hiperhivatkozs"/>
@@ -402,7 +402,7 @@
                 <w:noProof/>
                 <w:webHidden/>
               </w:rPr>
-              <w:instrText xml:space="preserve"> PAGEREF _Toc240968399 \h </w:instrText>
+              <w:instrText xml:space="preserve"> PAGEREF _Toc240973359 \h </w:instrText>
             </w:r>
             <w:r>
               <w:rPr>
@@ -449,7 +449,7 @@
               <w:lang w:eastAsia="hu-HU"/>
             </w:rPr>
           </w:pPr>
-          <w:hyperlink w:anchor="_Toc240968400" w:history="1">
+          <w:hyperlink w:anchor="_Toc240973360" w:history="1">
             <w:r>
               <w:rPr>
                 <w:rStyle w:val="Hiperhivatkozs"/>
@@ -494,7 +494,7 @@
                 <w:noProof/>
                 <w:webHidden/>
               </w:rPr>
-              <w:instrText xml:space="preserve"> PAGEREF _Toc240968400 \h </w:instrText>
+              <w:instrText xml:space="preserve"> PAGEREF _Toc240973360 \h </w:instrText>
             </w:r>
             <w:r>
               <w:rPr>
@@ -541,7 +541,7 @@
               <w:lang w:eastAsia="hu-HU"/>
             </w:rPr>
           </w:pPr>
-          <w:hyperlink w:anchor="_Toc240968401" w:history="1">
+          <w:hyperlink w:anchor="_Toc240973361" w:history="1">
             <w:r>
               <w:rPr>
                 <w:rStyle w:val="Hiperhivatkozs"/>
@@ -586,7 +586,7 @@
                 <w:noProof/>
                 <w:webHidden/>
               </w:rPr>
-              <w:instrText xml:space="preserve"> PAGEREF _Toc240968401 \h </w:instrText>
+              <w:instrText xml:space="preserve"> PAGEREF _Toc240973361 \h </w:instrText>
             </w:r>
             <w:r>
               <w:rPr>
@@ -633,7 +633,7 @@
               <w:lang w:eastAsia="hu-HU"/>
             </w:rPr>
           </w:pPr>
-          <w:hyperlink w:anchor="_Toc240968402" w:history="1">
+          <w:hyperlink w:anchor="_Toc240973362" w:history="1">
             <w:r>
               <w:rPr>
                 <w:rStyle w:val="Hiperhivatkozs"/>
@@ -678,7 +678,7 @@
                 <w:noProof/>
                 <w:webHidden/>
               </w:rPr>
-              <w:instrText xml:space="preserve"> PAGEREF _Toc240968402 \h </w:instrText>
+              <w:instrText xml:space="preserve"> PAGEREF _Toc240973362 \h </w:instrText>
             </w:r>
             <w:r>
               <w:rPr>
@@ -725,7 +725,7 @@
               <w:lang w:eastAsia="hu-HU"/>
             </w:rPr>
           </w:pPr>
-          <w:hyperlink w:anchor="_Toc240968403" w:history="1">
+          <w:hyperlink w:anchor="_Toc240973363" w:history="1">
             <w:r>
               <w:rPr>
                 <w:rStyle w:val="Hiperhivatkozs"/>
@@ -770,7 +770,7 @@
                 <w:noProof/>
                 <w:webHidden/>
               </w:rPr>
-              <w:instrText xml:space="preserve"> PAGEREF _Toc240968403 \h </w:instrText>
+              <w:instrText xml:space="preserve"> PAGEREF _Toc240973363 \h </w:instrText>
             </w:r>
             <w:r>
               <w:rPr>
@@ -817,7 +817,7 @@
               <w:lang w:eastAsia="hu-HU"/>
             </w:rPr>
           </w:pPr>
-          <w:hyperlink w:anchor="_Toc240968404" w:history="1">
+          <w:hyperlink w:anchor="_Toc240973364" w:history="1">
             <w:r>
               <w:rPr>
                 <w:rStyle w:val="Hiperhivatkozs"/>
@@ -862,7 +862,7 @@
                 <w:noProof/>
                 <w:webHidden/>
               </w:rPr>
-              <w:instrText xml:space="preserve"> PAGEREF _Toc240968404 \h </w:instrText>
+              <w:instrText xml:space="preserve"> PAGEREF _Toc240973364 \h </w:instrText>
             </w:r>
             <w:r>
               <w:rPr>
@@ -909,7 +909,7 @@
               <w:lang w:eastAsia="hu-HU"/>
             </w:rPr>
           </w:pPr>
-          <w:hyperlink w:anchor="_Toc240968405" w:history="1">
+          <w:hyperlink w:anchor="_Toc240973365" w:history="1">
             <w:r>
               <w:rPr>
                 <w:rStyle w:val="Hiperhivatkozs"/>
@@ -954,7 +954,7 @@
                 <w:noProof/>
                 <w:webHidden/>
               </w:rPr>
-              <w:instrText xml:space="preserve"> PAGEREF _Toc240968405 \h </w:instrText>
+              <w:instrText xml:space="preserve"> PAGEREF _Toc240973365 \h </w:instrText>
             </w:r>
             <w:r>
               <w:rPr>
@@ -1001,7 +1001,7 @@
               <w:lang w:eastAsia="hu-HU"/>
             </w:rPr>
           </w:pPr>
-          <w:hyperlink w:anchor="_Toc240968406" w:history="1">
+          <w:hyperlink w:anchor="_Toc240973366" w:history="1">
             <w:r>
               <w:rPr>
                 <w:rStyle w:val="Hiperhivatkozs"/>
@@ -1046,7 +1046,7 @@
                 <w:noProof/>
                 <w:webHidden/>
               </w:rPr>
-              <w:instrText xml:space="preserve"> PAGEREF _Toc240968406 \h </w:instrText>
+              <w:instrText xml:space="preserve"> PAGEREF _Toc240973366 \h </w:instrText>
             </w:r>
             <w:r>
               <w:rPr>
@@ -1093,7 +1093,7 @@
               <w:lang w:eastAsia="hu-HU"/>
             </w:rPr>
           </w:pPr>
-          <w:hyperlink w:anchor="_Toc240968407" w:history="1">
+          <w:hyperlink w:anchor="_Toc240973367" w:history="1">
             <w:r>
               <w:rPr>
                 <w:rStyle w:val="Hiperhivatkozs"/>
@@ -1138,7 +1138,7 @@
                 <w:noProof/>
                 <w:webHidden/>
               </w:rPr>
-              <w:instrText xml:space="preserve"> PAGEREF _Toc240968407 \h </w:instrText>
+              <w:instrText xml:space="preserve"> PAGEREF _Toc240973367 \h </w:instrText>
             </w:r>
             <w:r>
               <w:rPr>
@@ -1185,7 +1185,7 @@
               <w:lang w:eastAsia="hu-HU"/>
             </w:rPr>
           </w:pPr>
-          <w:hyperlink w:anchor="_Toc240968408" w:history="1">
+          <w:hyperlink w:anchor="_Toc240973368" w:history="1">
             <w:r>
               <w:rPr>
                 <w:rStyle w:val="Hiperhivatkozs"/>
@@ -1230,7 +1230,7 @@
                 <w:noProof/>
                 <w:webHidden/>
               </w:rPr>
-              <w:instrText xml:space="preserve"> PAGEREF _Toc240968408 \h </w:instrText>
+              <w:instrText xml:space="preserve"> PAGEREF _Toc240973368 \h </w:instrText>
             </w:r>
             <w:r>
               <w:rPr>
@@ -1277,7 +1277,7 @@
               <w:lang w:eastAsia="hu-HU"/>
             </w:rPr>
           </w:pPr>
-          <w:hyperlink w:anchor="_Toc240968409" w:history="1">
+          <w:hyperlink w:anchor="_Toc240973369" w:history="1">
             <w:r>
               <w:rPr>
                 <w:rStyle w:val="Hiperhivatkozs"/>
@@ -1301,21 +1301,7 @@
                 <w:rStyle w:val="Hiperhivatkozs"/>
                 <w:noProof/>
               </w:rPr>
-              <w:t xml:space="preserve">A feladat működése(Lead Generation </w:t>
-            </w:r>
-            <w:r>
-              <w:rPr>
-                <w:rStyle w:val="Hiperhivatkozs"/>
-                <w:noProof/>
-              </w:rPr>
-              <w:t>modell</w:t>
-            </w:r>
-            <w:r>
-              <w:rPr>
-                <w:rStyle w:val="Hiperhivatkozs"/>
-                <w:noProof/>
-              </w:rPr>
-              <w:t>)</w:t>
+              <w:t>A feladat működése(Lead Generation modell)</w:t>
             </w:r>
             <w:r>
               <w:rPr>
@@ -1336,7 +1322,7 @@
                 <w:noProof/>
                 <w:webHidden/>
               </w:rPr>
-              <w:instrText xml:space="preserve"> PAGEREF _Toc240968409 \h </w:instrText>
+              <w:instrText xml:space="preserve"> PAGEREF _Toc240973369 \h </w:instrText>
             </w:r>
             <w:r>
               <w:rPr>
@@ -1383,7 +1369,7 @@
               <w:lang w:eastAsia="hu-HU"/>
             </w:rPr>
           </w:pPr>
-          <w:hyperlink w:anchor="_Toc240968410" w:history="1">
+          <w:hyperlink w:anchor="_Toc240973370" w:history="1">
             <w:r>
               <w:rPr>
                 <w:rStyle w:val="Hiperhivatkozs"/>
@@ -1428,7 +1414,7 @@
                 <w:noProof/>
                 <w:webHidden/>
               </w:rPr>
-              <w:instrText xml:space="preserve"> PAGEREF _Toc240968410 \h </w:instrText>
+              <w:instrText xml:space="preserve"> PAGEREF _Toc240973370 \h </w:instrText>
             </w:r>
             <w:r>
               <w:rPr>
@@ -1475,7 +1461,7 @@
               <w:lang w:eastAsia="hu-HU"/>
             </w:rPr>
           </w:pPr>
-          <w:hyperlink w:anchor="_Toc240968411" w:history="1">
+          <w:hyperlink w:anchor="_Toc240973371" w:history="1">
             <w:r>
               <w:rPr>
                 <w:rStyle w:val="Hiperhivatkozs"/>
@@ -1520,7 +1506,7 @@
                 <w:noProof/>
                 <w:webHidden/>
               </w:rPr>
-              <w:instrText xml:space="preserve"> PAGEREF _Toc240968411 \h </w:instrText>
+              <w:instrText xml:space="preserve"> PAGEREF _Toc240973371 \h </w:instrText>
             </w:r>
             <w:r>
               <w:rPr>
@@ -1567,7 +1553,7 @@
               <w:lang w:eastAsia="hu-HU"/>
             </w:rPr>
           </w:pPr>
-          <w:hyperlink w:anchor="_Toc240968412" w:history="1">
+          <w:hyperlink w:anchor="_Toc240973372" w:history="1">
             <w:r>
               <w:rPr>
                 <w:rStyle w:val="Hiperhivatkozs"/>
@@ -1612,7 +1598,7 @@
                 <w:noProof/>
                 <w:webHidden/>
               </w:rPr>
-              <w:instrText xml:space="preserve"> PAGEREF _Toc240968412 \h </w:instrText>
+              <w:instrText xml:space="preserve"> PAGEREF _Toc240973372 \h </w:instrText>
             </w:r>
             <w:r>
               <w:rPr>
@@ -1659,7 +1645,7 @@
               <w:lang w:eastAsia="hu-HU"/>
             </w:rPr>
           </w:pPr>
-          <w:hyperlink w:anchor="_Toc240968413" w:history="1">
+          <w:hyperlink w:anchor="_Toc240973373" w:history="1">
             <w:r>
               <w:rPr>
                 <w:rStyle w:val="Hiperhivatkozs"/>
@@ -1704,7 +1690,7 @@
                 <w:noProof/>
                 <w:webHidden/>
               </w:rPr>
-              <w:instrText xml:space="preserve"> PAGEREF _Toc240968413 \h </w:instrText>
+              <w:instrText xml:space="preserve"> PAGEREF _Toc240973373 \h </w:instrText>
             </w:r>
             <w:r>
               <w:rPr>
@@ -1751,7 +1737,7 @@
               <w:lang w:eastAsia="hu-HU"/>
             </w:rPr>
           </w:pPr>
-          <w:hyperlink w:anchor="_Toc240968414" w:history="1">
+          <w:hyperlink w:anchor="_Toc240973374" w:history="1">
             <w:r>
               <w:rPr>
                 <w:rStyle w:val="Hiperhivatkozs"/>
@@ -1796,7 +1782,7 @@
                 <w:noProof/>
                 <w:webHidden/>
               </w:rPr>
-              <w:instrText xml:space="preserve"> PAGEREF _Toc240968414 \h </w:instrText>
+              <w:instrText xml:space="preserve"> PAGEREF _Toc240973374 \h </w:instrText>
             </w:r>
             <w:r>
               <w:rPr>
@@ -1843,7 +1829,7 @@
               <w:lang w:eastAsia="hu-HU"/>
             </w:rPr>
           </w:pPr>
-          <w:hyperlink w:anchor="_Toc240968415" w:history="1">
+          <w:hyperlink w:anchor="_Toc240973375" w:history="1">
             <w:r>
               <w:rPr>
                 <w:rStyle w:val="Hiperhivatkozs"/>
@@ -1888,7 +1874,7 @@
                 <w:noProof/>
                 <w:webHidden/>
               </w:rPr>
-              <w:instrText xml:space="preserve"> PAGEREF _Toc240968415 \h </w:instrText>
+              <w:instrText xml:space="preserve"> PAGEREF _Toc240973375 \h </w:instrText>
             </w:r>
             <w:r>
               <w:rPr>
@@ -1968,7 +1954,7 @@
       <w:pPr>
         <w:pStyle w:val="Cmsor1"/>
       </w:pPr>
-      <w:bookmarkStart w:id="0" w:name="_Toc240968398"/>
+      <w:bookmarkStart w:id="0" w:name="_Toc240973358"/>
       <w:r>
         <w:lastRenderedPageBreak/>
         <w:t>Bevezetés</w:t>
@@ -1979,7 +1965,7 @@
       <w:pPr>
         <w:pStyle w:val="Cmsor2"/>
       </w:pPr>
-      <w:bookmarkStart w:id="1" w:name="_Toc240968399"/>
+      <w:bookmarkStart w:id="1" w:name="_Toc240973359"/>
       <w:r>
         <w:t>A feladat címe</w:t>
       </w:r>
@@ -2003,7 +1989,7 @@
       <w:pPr>
         <w:pStyle w:val="Cmsor2"/>
       </w:pPr>
-      <w:bookmarkStart w:id="2" w:name="_Toc240968400"/>
+      <w:bookmarkStart w:id="2" w:name="_Toc240973360"/>
       <w:r>
         <w:t>A feladat rövid ismertetése</w:t>
       </w:r>
@@ -2081,7 +2067,7 @@
       <w:pPr>
         <w:pStyle w:val="Cmsor2"/>
       </w:pPr>
-      <w:bookmarkStart w:id="3" w:name="_Toc240968401"/>
+      <w:bookmarkStart w:id="3" w:name="_Toc240973361"/>
       <w:r>
         <w:t>A feladat célja</w:t>
       </w:r>
@@ -2149,7 +2135,7 @@
       <w:pPr>
         <w:pStyle w:val="Cmsor1"/>
       </w:pPr>
-      <w:bookmarkStart w:id="4" w:name="_Toc240968402"/>
+      <w:bookmarkStart w:id="4" w:name="_Toc240973362"/>
       <w:r>
         <w:lastRenderedPageBreak/>
         <w:t xml:space="preserve">Elvárások a </w:t>
@@ -2166,7 +2152,7 @@
       <w:pPr>
         <w:pStyle w:val="Cmsor2"/>
       </w:pPr>
-      <w:bookmarkStart w:id="5" w:name="_Toc240968403"/>
+      <w:bookmarkStart w:id="5" w:name="_Toc240973363"/>
       <w:r>
         <w:t>Operációs rendszer, környezet</w:t>
       </w:r>
@@ -2188,7 +2174,7 @@
       <w:pPr>
         <w:pStyle w:val="Cmsor2"/>
       </w:pPr>
-      <w:bookmarkStart w:id="6" w:name="_Toc240968404"/>
+      <w:bookmarkStart w:id="6" w:name="_Toc240973364"/>
       <w:r>
         <w:t>Felhasznál</w:t>
       </w:r>
@@ -2243,7 +2229,7 @@
       <w:pPr>
         <w:pStyle w:val="Cmsor2"/>
       </w:pPr>
-      <w:bookmarkStart w:id="7" w:name="_Toc240968405"/>
+      <w:bookmarkStart w:id="7" w:name="_Toc240973365"/>
       <w:r>
         <w:t>Felhasznál</w:t>
       </w:r>
@@ -2283,7 +2269,7 @@
       <w:pPr>
         <w:pStyle w:val="Cmsor2"/>
       </w:pPr>
-      <w:bookmarkStart w:id="8" w:name="_Toc240968406"/>
+      <w:bookmarkStart w:id="8" w:name="_Toc240973366"/>
       <w:r>
         <w:t>Megoldás formátuma</w:t>
       </w:r>
@@ -2353,7 +2339,7 @@
       <w:pPr>
         <w:pStyle w:val="Cmsor2"/>
       </w:pPr>
-      <w:bookmarkStart w:id="9" w:name="_Toc240968407"/>
+      <w:bookmarkStart w:id="9" w:name="_Toc240973367"/>
       <w:r>
         <w:t>Szoftverfejlesztés</w:t>
       </w:r>
@@ -2407,7 +2393,7 @@
       <w:pPr>
         <w:pStyle w:val="Cmsor2"/>
       </w:pPr>
-      <w:bookmarkStart w:id="10" w:name="_Toc240968408"/>
+      <w:bookmarkStart w:id="10" w:name="_Toc240973368"/>
       <w:r>
         <w:t>Modulok</w:t>
       </w:r>
@@ -2572,7 +2558,7 @@
       <w:pPr>
         <w:pStyle w:val="Cmsor1"/>
       </w:pPr>
-      <w:bookmarkStart w:id="11" w:name="_Toc240968409"/>
+      <w:bookmarkStart w:id="11" w:name="_Toc240973369"/>
       <w:r>
         <w:lastRenderedPageBreak/>
         <w:t xml:space="preserve">A feladat működése(Lead Generation </w:t>
@@ -2589,7 +2575,7 @@
       <w:pPr>
         <w:pStyle w:val="Cmsor2"/>
       </w:pPr>
-      <w:bookmarkStart w:id="12" w:name="_Toc240968410"/>
+      <w:bookmarkStart w:id="12" w:name="_Toc240973370"/>
       <w:r>
         <w:t>Keresés és szűrés (A felhasználó oldala):</w:t>
       </w:r>
@@ -2608,7 +2594,7 @@
       <w:pPr>
         <w:pStyle w:val="Cmsor2"/>
       </w:pPr>
-      <w:bookmarkStart w:id="13" w:name="_Toc240968411"/>
+      <w:bookmarkStart w:id="13" w:name="_Toc240973371"/>
       <w:r>
         <w:t>Az útvonal és idővonal összeállítása:</w:t>
       </w:r>
@@ -2630,7 +2616,7 @@
       <w:pPr>
         <w:pStyle w:val="Cmsor2"/>
       </w:pPr>
-      <w:bookmarkStart w:id="14" w:name="_Toc240968412"/>
+      <w:bookmarkStart w:id="14" w:name="_Toc240973372"/>
       <w:r>
         <w:t>A strukturált űrlap kitöltése:</w:t>
       </w:r>
@@ -2673,7 +2659,7 @@
       <w:pPr>
         <w:pStyle w:val="Cmsor2"/>
       </w:pPr>
-      <w:bookmarkStart w:id="15" w:name="_Toc240968413"/>
+      <w:bookmarkStart w:id="15" w:name="_Toc240973373"/>
       <w:r>
         <w:t>Az adatok szétosztása és továbbítása:</w:t>
       </w:r>
@@ -2720,7 +2706,7 @@
       <w:pPr>
         <w:pStyle w:val="Cmsor2"/>
       </w:pPr>
-      <w:bookmarkStart w:id="16" w:name="_Toc240968414"/>
+      <w:bookmarkStart w:id="16" w:name="_Toc240973374"/>
       <w:r>
         <w:t>A megegyezés lezárása (A platformon kívül):</w:t>
       </w:r>
@@ -2748,7 +2734,7 @@
       <w:pPr>
         <w:pStyle w:val="Cmsor2"/>
       </w:pPr>
-      <w:bookmarkStart w:id="17" w:name="_Toc240968415"/>
+      <w:bookmarkStart w:id="17" w:name="_Toc240973375"/>
       <w:r>
         <w:t xml:space="preserve">Miért zseniális ez a modell </w:t>
       </w:r>

--- a/KalandBörze_Specifikáció.docx
+++ b/KalandBörze_Specifikáció.docx
@@ -179,7 +179,6 @@
         <w:sectPr>
           <w:headerReference w:type="default" r:id="rId9"/>
           <w:footerReference w:type="default" r:id="rId10"/>
-          <w:footerReference w:type="first" r:id="rId11"/>
           <w:pgSz w:w="11906" w:h="16838"/>
           <w:pgMar w:top="1736" w:right="1274" w:bottom="1134" w:left="1276" w:header="709" w:footer="709" w:gutter="0"/>
           <w:pgNumType w:start="0"/>
@@ -1924,34 +1923,6 @@
     </w:sdt>
     <w:p>
       <w:pPr>
-        <w:tabs>
-          <w:tab w:val="left" w:pos="1418"/>
-        </w:tabs>
-        <w:jc w:val="left"/>
-        <w:rPr>
-          <w:noProof/>
-        </w:rPr>
-      </w:pPr>
-    </w:p>
-    <w:p>
-      <w:pPr>
-        <w:rPr>
-          <w:b/>
-          <w:bCs/>
-        </w:rPr>
-      </w:pPr>
-    </w:p>
-    <w:p/>
-    <w:p/>
-    <w:p/>
-    <w:p/>
-    <w:p/>
-    <w:p/>
-    <w:p/>
-    <w:p/>
-    <w:p/>
-    <w:p>
-      <w:pPr>
         <w:pStyle w:val="Cmsor1"/>
       </w:pPr>
       <w:bookmarkStart w:id="0" w:name="_Toc240979120"/>
@@ -2364,7 +2335,7 @@
         </w:numPr>
       </w:pPr>
       <w:r>
-        <w:t>Technikai dokumentáció (pdf formátumban)</w:t>
+        <w:t>Technikai dokumentáció</w:t>
       </w:r>
     </w:p>
     <w:p>
@@ -2435,10 +2406,19 @@
     </w:p>
     <w:p>
       <w:pPr>
+        <w:jc w:val="left"/>
+      </w:pPr>
+      <w:r>
+        <w:br w:type="page"/>
+      </w:r>
+    </w:p>
+    <w:p>
+      <w:pPr>
         <w:pStyle w:val="Cmsor2"/>
       </w:pPr>
       <w:bookmarkStart w:id="10" w:name="_Toc240979130"/>
       <w:r>
+        <w:lastRenderedPageBreak/>
         <w:t>Modulok</w:t>
       </w:r>
       <w:bookmarkEnd w:id="10"/>
@@ -2474,7 +2454,6 @@
         <w:spacing w:before="0" w:after="160"/>
       </w:pPr>
       <w:r>
-        <w:lastRenderedPageBreak/>
         <w:t>Felhasználóbarát frontend (GUI) tervezése:</w:t>
       </w:r>
     </w:p>
@@ -2762,7 +2741,7 @@
     </w:p>
     <w:p>
       <w:r>
-        <w:t>Jogi pipa: Egy jelölőnégyzet: „Hozzájárulok, hogy a megadott adataimat a platform továbbítsa a kiválasztott szolgáltatóknak a kapcsolatfelvétel céljából.” (Ez a GDPR-megfelelőség miatt kell).</w:t>
+        <w:t>0</w:t>
       </w:r>
     </w:p>
     <w:p/>
@@ -2784,8 +2763,11 @@
     <w:p/>
     <w:p>
       <w:r>
+        <w:t xml:space="preserve">A) Ha a hirdetőnek van saját rendszere (API integráció): A mi platformunk egy POST kéréssel (webhook) azonnal beküldi az adatokat a szabadulószoba saját foglalási </w:t>
+      </w:r>
+      <w:r>
         <w:lastRenderedPageBreak/>
-        <w:t>A) Ha a hirdetőnek van saját rendszere (API integráció): A mi platformunk egy POST kéréssel (webhook) azonnal beküldi az adatokat a szabadulószoba saját foglalási rendszerébe, ami automatikusan lefoglalja a szombat 14</w:t>
+        <w:t>rendszerébe, ami automatikusan lefoglalja a szombat 14</w:t>
       </w:r>
       <w:r>
         <w:t>:00-s</w:t>
@@ -2975,21 +2957,6 @@
     <w:pPr>
       <w:pStyle w:val="llb"/>
       <w:jc w:val="center"/>
-    </w:pPr>
-  </w:p>
-</w:ftr>
-</file>
-
-<file path=word/footer2.xml><?xml version="1.0" encoding="utf-8"?>
-<w:ftr xmlns:wpc="http://schemas.microsoft.com/office/word/2010/wordprocessingCanvas" xmlns:cx="http://schemas.microsoft.com/office/drawing/2014/chartex" xmlns:cx1="http://schemas.microsoft.com/office/drawing/2015/9/8/chartex" xmlns:cx2="http://schemas.microsoft.com/office/drawing/2015/10/21/chartex" xmlns:cx3="http://schemas.microsoft.com/office/drawing/2016/5/9/chartex" xmlns:cx4="http://schemas.microsoft.com/office/drawing/2016/5/10/chartex" xmlns:cx5="http://schemas.microsoft.com/office/drawing/2016/5/11/chartex" xmlns:cx6="http://schemas.microsoft.com/office/drawing/2016/5/12/chartex" xmlns:cx7="http://schemas.microsoft.com/office/drawing/2016/5/13/chartex" xmlns:cx8="http://schemas.microsoft.com/office/drawing/2016/5/14/chartex" xmlns:mc="http://schemas.openxmlformats.org/markup-compatibility/2006" xmlns:aink="http://schemas.microsoft.com/office/drawing/2016/ink" xmlns:am3d="http://schemas.microsoft.com/office/drawing/2017/model3d" xmlns:o="urn:schemas-microsoft-com:office:office" xmlns:r="http://schemas.openxmlformats.org/officeDocument/2006/relationships" xmlns:m="http://schemas.openxmlformats.org/officeDocument/2006/math" xmlns:v="urn:schemas-microsoft-com:vml" xmlns:wp14="http://schemas.microsoft.com/office/word/2010/wordprocessingDrawing" xmlns:wp="http://schemas.openxmlformats.org/drawingml/2006/wordprocessingDrawing" xmlns:w10="urn:schemas-microsoft-com:office:word" xmlns:w="http://schemas.openxmlformats.org/wordprocessingml/2006/main" xmlns:w14="http://schemas.microsoft.com/office/word/2010/wordml" xmlns:w15="http://schemas.microsoft.com/office/word/2012/wordml" xmlns:w16cex="http://schemas.microsoft.com/office/word/2018/wordml/cex" xmlns:w16cid="http://schemas.microsoft.com/office/word/2016/wordml/cid" xmlns:w16="http://schemas.microsoft.com/office/word/2018/wordml" xmlns:w16sdtdh="http://schemas.microsoft.com/office/word/2020/wordml/sdtdatahash" xmlns:w16se="http://schemas.microsoft.com/office/word/2015/wordml/symex" xmlns:wpg="http://schemas.microsoft.com/office/word/2010/wordprocessingGroup" xmlns:wpi="http://schemas.microsoft.com/office/word/2010/wordprocessingInk" xmlns:wne="http://schemas.microsoft.com/office/word/2006/wordml" xmlns:wps="http://schemas.microsoft.com/office/word/2010/wordprocessingShape" mc:Ignorable="w14 w15 w16se w16cid w16 w16cex w16sdtdh wp14">
-  <w:p>
-    <w:pPr>
-      <w:pStyle w:val="llb"/>
-    </w:pPr>
-  </w:p>
-  <w:p>
-    <w:pPr>
-      <w:pStyle w:val="llb"/>
     </w:pPr>
   </w:p>
 </w:ftr>
